--- a/ReactBootstrap Components.docx
+++ b/ReactBootstrap Components.docx
@@ -17,6 +17,32 @@
           <w:bCs/>
         </w:rPr>
         <w:t>React-Bootstrap Components</w:t>
+      </w:r>
+    </w:p>
+    <w:p>
+      <w:pPr>
+        <w:spacing w:after="0"/>
+        <w:jc w:val="center"/>
+        <w:rPr>
+          <w:b/>
+          <w:bCs/>
+        </w:rPr>
+      </w:pPr>
+      <w:proofErr w:type="spellStart"/>
+      <w:r>
+        <w:rPr>
+          <w:b/>
+          <w:bCs/>
+        </w:rPr>
+        <w:t>npm</w:t>
+      </w:r>
+      <w:proofErr w:type="spellEnd"/>
+      <w:r>
+        <w:rPr>
+          <w:b/>
+          <w:bCs/>
+        </w:rPr>
+        <w:t xml:space="preserve"> install react-bootstrap bootstrap</w:t>
       </w:r>
     </w:p>
     <w:p>
@@ -406,7 +432,15 @@
     </w:p>
     <w:p>
       <w:r>
-        <w:t xml:space="preserve">    &lt;Col md={8}&gt;Main Content&lt;/Col&gt;</w:t>
+        <w:t xml:space="preserve">    &lt;Col md</w:t>
+      </w:r>
+      <w:proofErr w:type="gramStart"/>
+      <w:r>
+        <w:t>={</w:t>
+      </w:r>
+      <w:proofErr w:type="gramEnd"/>
+      <w:r>
+        <w:t>8}&gt;Main Content&lt;/Col&gt;</w:t>
       </w:r>
     </w:p>
     <w:p>
@@ -894,8 +928,13 @@
       </w:r>
       <w:proofErr w:type="spellEnd"/>
       <w:r>
-        <w:t>(false);</w:t>
-      </w:r>
+        <w:t>(false</w:t>
+      </w:r>
+      <w:proofErr w:type="gramStart"/>
+      <w:r>
+        <w:t>);</w:t>
+      </w:r>
+      <w:proofErr w:type="gramEnd"/>
     </w:p>
     <w:p/>
     <w:p>
@@ -917,8 +956,13 @@
         <w:t>onClick</w:t>
       </w:r>
       <w:proofErr w:type="spellEnd"/>
-      <w:r>
-        <w:t xml:space="preserve">={() =&gt; </w:t>
+      <w:proofErr w:type="gramStart"/>
+      <w:r>
+        <w:t>={</w:t>
+      </w:r>
+      <w:proofErr w:type="gramEnd"/>
+      <w:r>
+        <w:t xml:space="preserve">() =&gt; </w:t>
       </w:r>
       <w:proofErr w:type="spellStart"/>
       <w:r>
@@ -939,8 +983,13 @@
         <w:t>onHide</w:t>
       </w:r>
       <w:proofErr w:type="spellEnd"/>
-      <w:r>
-        <w:t xml:space="preserve">={() =&gt; </w:t>
+      <w:proofErr w:type="gramStart"/>
+      <w:r>
+        <w:t>={</w:t>
+      </w:r>
+      <w:proofErr w:type="gramEnd"/>
+      <w:r>
+        <w:t xml:space="preserve">() =&gt; </w:t>
       </w:r>
       <w:proofErr w:type="spellStart"/>
       <w:r>
@@ -1006,7 +1055,15 @@
       </w:r>
       <w:proofErr w:type="spellEnd"/>
       <w:r>
-        <w:t>&gt;This is the body content.&lt;/</w:t>
+        <w:t xml:space="preserve">&gt;This is the body </w:t>
+      </w:r>
+      <w:proofErr w:type="gramStart"/>
+      <w:r>
+        <w:t>content.&lt;</w:t>
+      </w:r>
+      <w:proofErr w:type="gramEnd"/>
+      <w:r>
+        <w:t>/</w:t>
       </w:r>
       <w:proofErr w:type="spellStart"/>
       <w:r>
@@ -1028,9 +1085,11 @@
       </w:r>
     </w:p>
     <w:p>
+      <w:proofErr w:type="gramStart"/>
       <w:r>
         <w:t>);</w:t>
       </w:r>
+      <w:proofErr w:type="gramEnd"/>
     </w:p>
     <w:p>
       <w:r>
